--- a/mdDpc/臺南市國民中學技藝教育資源網_規劃書.docx
+++ b/mdDpc/臺南市國民中學技藝教育資源網_規劃書.docx
@@ -1,6 +1,6 @@
 
 <file path=word/document.xml><?xml version="1.0" encoding="utf-8"?>
-<w:document xmlns:wpc="http://schemas.microsoft.com/office/word/2010/wordprocessingCanvas" xmlns:cx="http://schemas.microsoft.com/office/drawing/2014/chartex" xmlns:cx1="http://schemas.microsoft.com/office/drawing/2015/9/8/chartex" xmlns:cx2="http://schemas.microsoft.com/office/drawing/2015/10/21/chartex" xmlns:cx3="http://schemas.microsoft.com/office/drawing/2016/5/9/chartex" xmlns:cx4="http://schemas.microsoft.com/office/drawing/2016/5/10/chartex" xmlns:cx5="http://schemas.microsoft.com/office/drawing/2016/5/11/chartex" xmlns:cx6="http://schemas.microsoft.com/office/drawing/2016/5/12/chartex" xmlns:cx7="http://schemas.microsoft.com/office/drawing/2016/5/13/chartex" xmlns:cx8="http://schemas.microsoft.com/office/drawing/2016/5/14/chartex" xmlns:mc="http://schemas.openxmlformats.org/markup-compatibility/2006" xmlns:aink="http://schemas.microsoft.com/office/drawing/2016/ink" xmlns:am3d="http://schemas.microsoft.com/office/drawing/2017/model3d" xmlns:o="urn:schemas-microsoft-com:office:office" xmlns:r="http://schemas.openxmlformats.org/officeDocument/2006/relationships" xmlns:m="http://schemas.openxmlformats.org/officeDocument/2006/math" xmlns:v="urn:schemas-microsoft-com:vml" xmlns:wp14="http://schemas.microsoft.com/office/word/2010/wordprocessingDrawing" xmlns:wp="http://schemas.openxmlformats.org/drawingml/2006/wordprocessingDrawing" xmlns:w10="urn:schemas-microsoft-com:office:word" xmlns:w="http://schemas.openxmlformats.org/wordprocessingml/2006/main" xmlns:w14="http://schemas.microsoft.com/office/word/2010/wordml" xmlns:w15="http://schemas.microsoft.com/office/word/2012/wordml" xmlns:w16cex="http://schemas.microsoft.com/office/word/2018/wordml/cex" xmlns:w16cid="http://schemas.microsoft.com/office/word/2016/wordml/cid" xmlns:w16="http://schemas.microsoft.com/office/word/2018/wordml" xmlns:w16sdtdh="http://schemas.microsoft.com/office/word/2020/wordml/sdtdatahash" xmlns:w16se="http://schemas.microsoft.com/office/word/2015/wordml/symex" xmlns:wpg="http://schemas.microsoft.com/office/word/2010/wordprocessingGroup" xmlns:wpi="http://schemas.microsoft.com/office/word/2010/wordprocessingInk" xmlns:wne="http://schemas.microsoft.com/office/word/2006/wordml" xmlns:wps="http://schemas.microsoft.com/office/word/2010/wordprocessingShape" mc:Ignorable="w14 w15 w16se w16cid w16 w16cex w16sdtdh wp14">
+<w:document xmlns:wpc="http://schemas.microsoft.com/office/word/2010/wordprocessingCanvas" xmlns:cx="http://schemas.microsoft.com/office/drawing/2014/chartex" xmlns:cx1="http://schemas.microsoft.com/office/drawing/2015/9/8/chartex" xmlns:cx2="http://schemas.microsoft.com/office/drawing/2015/10/21/chartex" xmlns:cx3="http://schemas.microsoft.com/office/drawing/2016/5/9/chartex" xmlns:cx4="http://schemas.microsoft.com/office/drawing/2016/5/10/chartex" xmlns:cx5="http://schemas.microsoft.com/office/drawing/2016/5/11/chartex" xmlns:cx6="http://schemas.microsoft.com/office/drawing/2016/5/12/chartex" xmlns:cx7="http://schemas.microsoft.com/office/drawing/2016/5/13/chartex" xmlns:cx8="http://schemas.microsoft.com/office/drawing/2016/5/14/chartex" xmlns:mc="http://schemas.openxmlformats.org/markup-compatibility/2006" xmlns:aink="http://schemas.microsoft.com/office/drawing/2016/ink" xmlns:am3d="http://schemas.microsoft.com/office/drawing/2017/model3d" xmlns:o="urn:schemas-microsoft-com:office:office" xmlns:oel="http://schemas.microsoft.com/office/2019/extlst" xmlns:r="http://schemas.openxmlformats.org/officeDocument/2006/relationships" xmlns:m="http://schemas.openxmlformats.org/officeDocument/2006/math" xmlns:v="urn:schemas-microsoft-com:vml" xmlns:wp14="http://schemas.microsoft.com/office/word/2010/wordprocessingDrawing" xmlns:wp="http://schemas.openxmlformats.org/drawingml/2006/wordprocessingDrawing" xmlns:w10="urn:schemas-microsoft-com:office:word" xmlns:w="http://schemas.openxmlformats.org/wordprocessingml/2006/main" xmlns:w14="http://schemas.microsoft.com/office/word/2010/wordml" xmlns:w15="http://schemas.microsoft.com/office/word/2012/wordml" xmlns:w16cei="http://schemas.microsoft.com/office/word/2026/wordml/cei" xmlns:w16cex="http://schemas.microsoft.com/office/word/2018/wordml/cex" xmlns:w16cid="http://schemas.microsoft.com/office/word/2016/wordml/cid" xmlns:w16="http://schemas.microsoft.com/office/word/2018/wordml" xmlns:w16du="http://schemas.microsoft.com/office/word/2023/wordml/word16du" xmlns:w16sdtdh="http://schemas.microsoft.com/office/word/2020/wordml/sdtdatahash" xmlns:w16sdtfl="http://schemas.microsoft.com/office/word/2024/wordml/sdtformatlock" xmlns:w16se="http://schemas.microsoft.com/office/word/2015/wordml/symex" xmlns:wpg="http://schemas.microsoft.com/office/word/2010/wordprocessingGroup" xmlns:wpi="http://schemas.microsoft.com/office/word/2010/wordprocessingInk" xmlns:wne="http://schemas.microsoft.com/office/word/2006/wordml" xmlns:wps="http://schemas.microsoft.com/office/word/2010/wordprocessingShape" mc:Ignorable="w14 w15 w16se w16cid w16 w16cex w16sdtdh w16sdtfl w16du wp14">
   <w:body>
     <w:p>
       <w:pPr>
@@ -25,7 +25,6 @@
           <w:szCs w:val="72"/>
         </w:rPr>
       </w:pPr>
-      <w:proofErr w:type="gramStart"/>
       <w:r>
         <w:rPr>
           <w:rFonts w:ascii="標楷體" w:eastAsia="標楷體" w:hAnsi="標楷體"/>
@@ -34,18 +33,7 @@
           <w:sz w:val="72"/>
           <w:szCs w:val="72"/>
         </w:rPr>
-        <w:t>臺</w:t>
-      </w:r>
-      <w:proofErr w:type="gramEnd"/>
-      <w:r>
-        <w:rPr>
-          <w:rFonts w:ascii="標楷體" w:eastAsia="標楷體" w:hAnsi="標楷體"/>
-          <w:color w:val="000000" w:themeColor="text1"/>
-          <w:kern w:val="24"/>
-          <w:sz w:val="72"/>
-          <w:szCs w:val="72"/>
-        </w:rPr>
-        <w:t>南市國民中學技藝教育資源網</w:t>
+        <w:t>臺南市國民中學技藝教育資源網</w:t>
       </w:r>
     </w:p>
     <w:p>
@@ -325,7 +313,7 @@
         </w:rPr>
         <w:lastRenderedPageBreak/>
         <w:drawing>
-          <wp:inline distT="0" distB="0" distL="0" distR="0" wp14:anchorId="2D56F86F" wp14:editId="7C858F37">
+          <wp:inline distT="0" distB="0" distL="0" distR="0" wp14:anchorId="2D56F86F" wp14:editId="2BB7EFE0">
             <wp:extent cx="8858250" cy="4943475"/>
             <wp:effectExtent l="0" t="0" r="0" b="9525"/>
             <wp:docPr id="2" name="圖片 2"/>
@@ -405,7 +393,6 @@
       <w:pPr>
         <w:widowControl/>
         <w:rPr>
-          <w:rFonts w:hint="eastAsia"/>
           <w:sz w:val="28"/>
           <w:szCs w:val="28"/>
         </w:rPr>
@@ -426,6 +413,7 @@
           <w:szCs w:val="28"/>
           <w:shd w:val="pct15" w:color="auto" w:fill="FFFFFF"/>
         </w:rPr>
+        <w:lastRenderedPageBreak/>
         <w:t>新聞露出</w:t>
       </w:r>
     </w:p>
@@ -624,6 +612,10 @@
     <w:p>
       <w:pPr>
         <w:rPr>
+          <w:b/>
+          <w:bCs/>
+          <w:sz w:val="28"/>
+          <w:szCs w:val="28"/>
           <w:shd w:val="pct15" w:color="auto" w:fill="FFFFFF"/>
         </w:rPr>
       </w:pPr>
@@ -632,8 +624,52 @@
           <w:rFonts w:hint="eastAsia"/>
           <w:shd w:val="pct15" w:color="auto" w:fill="FFFFFF"/>
         </w:rPr>
+        <w:lastRenderedPageBreak/>
         <w:t>技藝教育</w:t>
       </w:r>
+      <w:r>
+        <w:rPr>
+          <w:rFonts w:hint="eastAsia"/>
+          <w:shd w:val="pct15" w:color="auto" w:fill="FFFFFF"/>
+        </w:rPr>
+        <w:t>、</w:t>
+      </w:r>
+      <w:r>
+        <w:rPr>
+          <w:rFonts w:ascii="標楷體" w:eastAsia="標楷體" w:hAnsi="標楷體" w:cs="Times New Roman" w:hint="eastAsia"/>
+          <w:sz w:val="28"/>
+          <w:szCs w:val="28"/>
+          <w:shd w:val="pct15" w:color="auto" w:fill="FFFFFF"/>
+        </w:rPr>
+        <w:t>職探中心</w:t>
+      </w:r>
+      <w:r>
+        <w:rPr>
+          <w:rFonts w:ascii="標楷體" w:eastAsia="標楷體" w:hAnsi="標楷體" w:cs="Times New Roman" w:hint="eastAsia"/>
+          <w:sz w:val="28"/>
+          <w:szCs w:val="28"/>
+          <w:shd w:val="pct15" w:color="auto" w:fill="FFFFFF"/>
+        </w:rPr>
+        <w:t>、</w:t>
+      </w:r>
+      <w:r>
+        <w:rPr>
+          <w:rFonts w:hint="eastAsia"/>
+          <w:b/>
+          <w:bCs/>
+          <w:sz w:val="28"/>
+          <w:szCs w:val="28"/>
+          <w:shd w:val="pct15" w:color="auto" w:fill="FFFFFF"/>
+        </w:rPr>
+        <w:t>職群介紹</w:t>
+      </w:r>
+    </w:p>
+    <w:p>
+      <w:pPr>
+        <w:rPr>
+          <w:shd w:val="pct15" w:color="auto" w:fill="FFFFFF"/>
+        </w:rPr>
+      </w:pPr>
     </w:p>
     <w:p>
       <w:r>
@@ -754,6 +790,7 @@
         <w:rPr>
           <w:noProof/>
         </w:rPr>
+        <w:lastRenderedPageBreak/>
         <mc:AlternateContent>
           <mc:Choice Requires="wps">
             <w:drawing>
@@ -827,35 +864,7 @@
                               <w:rPr>
                                 <w:rFonts w:asciiTheme="majorEastAsia" w:eastAsiaTheme="majorEastAsia" w:hAnsiTheme="majorEastAsia" w:hint="eastAsia"/>
                               </w:rPr>
-                              <w:t>學生能從技能學習導向的教學中，發掘自我興趣與潛能，並能瞭解技職</w:t>
-                            </w:r>
-                            <w:proofErr w:type="gramStart"/>
-                            <w:r>
-                              <w:rPr>
-                                <w:rFonts w:asciiTheme="majorEastAsia" w:eastAsiaTheme="majorEastAsia" w:hAnsiTheme="majorEastAsia" w:hint="eastAsia"/>
-                              </w:rPr>
-                              <w:t>教育職群概況</w:t>
-                            </w:r>
-                            <w:proofErr w:type="gramEnd"/>
-                            <w:r>
-                              <w:rPr>
-                                <w:rFonts w:asciiTheme="majorEastAsia" w:eastAsiaTheme="majorEastAsia" w:hAnsiTheme="majorEastAsia" w:hint="eastAsia"/>
-                              </w:rPr>
-                              <w:t>，進而規劃未來生涯進路之選擇，以</w:t>
-                            </w:r>
-                            <w:proofErr w:type="gramStart"/>
-                            <w:r>
-                              <w:rPr>
-                                <w:rFonts w:asciiTheme="majorEastAsia" w:eastAsiaTheme="majorEastAsia" w:hAnsiTheme="majorEastAsia" w:hint="eastAsia"/>
-                              </w:rPr>
-                              <w:t>達成職群試探</w:t>
-                            </w:r>
-                            <w:proofErr w:type="gramEnd"/>
-                            <w:r>
-                              <w:rPr>
-                                <w:rFonts w:asciiTheme="majorEastAsia" w:eastAsiaTheme="majorEastAsia" w:hAnsiTheme="majorEastAsia" w:hint="eastAsia"/>
-                              </w:rPr>
-                              <w:t>及適性發展之目標。</w:t>
+                              <w:t>學生能從技能學習導向的教學中，發掘自我興趣與潛能，並能瞭解技職教育職群概況，進而規劃未來生涯進路之選擇，以達成職群試探及適性發展之目標。</w:t>
                             </w:r>
                           </w:p>
                           <w:p>
@@ -868,231 +877,7 @@
                               <w:rPr>
                                 <w:rFonts w:asciiTheme="majorEastAsia" w:eastAsiaTheme="majorEastAsia" w:hAnsiTheme="majorEastAsia" w:hint="eastAsia"/>
                               </w:rPr>
-                              <w:t>國民中學技藝</w:t>
-                            </w:r>
-                            <w:proofErr w:type="gramStart"/>
-                            <w:r>
-                              <w:rPr>
-                                <w:rFonts w:asciiTheme="majorEastAsia" w:eastAsiaTheme="majorEastAsia" w:hAnsiTheme="majorEastAsia" w:hint="eastAsia"/>
-                              </w:rPr>
-                              <w:t>教育職群歸類</w:t>
-                            </w:r>
-                            <w:proofErr w:type="gramEnd"/>
-                            <w:r>
-                              <w:rPr>
-                                <w:rFonts w:asciiTheme="majorEastAsia" w:eastAsiaTheme="majorEastAsia" w:hAnsiTheme="majorEastAsia" w:hint="eastAsia"/>
-                              </w:rPr>
-                              <w:t>為「</w:t>
-                            </w:r>
-                            <w:proofErr w:type="gramStart"/>
-                            <w:r>
-                              <w:rPr>
-                                <w:rFonts w:asciiTheme="majorEastAsia" w:eastAsiaTheme="majorEastAsia" w:hAnsiTheme="majorEastAsia" w:hint="eastAsia"/>
-                              </w:rPr>
-                              <w:t>機械職群</w:t>
-                            </w:r>
-                            <w:proofErr w:type="gramEnd"/>
-                            <w:r>
-                              <w:rPr>
-                                <w:rFonts w:asciiTheme="majorEastAsia" w:eastAsiaTheme="majorEastAsia" w:hAnsiTheme="majorEastAsia" w:hint="eastAsia"/>
-                              </w:rPr>
-                              <w:t>」、「動力</w:t>
-                            </w:r>
-                            <w:proofErr w:type="gramStart"/>
-                            <w:r>
-                              <w:rPr>
-                                <w:rFonts w:asciiTheme="majorEastAsia" w:eastAsiaTheme="majorEastAsia" w:hAnsiTheme="majorEastAsia" w:hint="eastAsia"/>
-                              </w:rPr>
-                              <w:t>機械職群</w:t>
-                            </w:r>
-                            <w:proofErr w:type="gramEnd"/>
-                            <w:r>
-                              <w:rPr>
-                                <w:rFonts w:asciiTheme="majorEastAsia" w:eastAsiaTheme="majorEastAsia" w:hAnsiTheme="majorEastAsia" w:hint="eastAsia"/>
-                              </w:rPr>
-                              <w:t>」、「電機與</w:t>
-                            </w:r>
-                            <w:proofErr w:type="gramStart"/>
-                            <w:r>
-                              <w:rPr>
-                                <w:rFonts w:asciiTheme="majorEastAsia" w:eastAsiaTheme="majorEastAsia" w:hAnsiTheme="majorEastAsia" w:hint="eastAsia"/>
-                              </w:rPr>
-                              <w:t>電子職群</w:t>
-                            </w:r>
-                            <w:proofErr w:type="gramEnd"/>
-                            <w:r>
-                              <w:rPr>
-                                <w:rFonts w:asciiTheme="majorEastAsia" w:eastAsiaTheme="majorEastAsia" w:hAnsiTheme="majorEastAsia" w:hint="eastAsia"/>
-                              </w:rPr>
-                              <w:t>」、「土木與</w:t>
-                            </w:r>
-                            <w:proofErr w:type="gramStart"/>
-                            <w:r>
-                              <w:rPr>
-                                <w:rFonts w:asciiTheme="majorEastAsia" w:eastAsiaTheme="majorEastAsia" w:hAnsiTheme="majorEastAsia" w:hint="eastAsia"/>
-                              </w:rPr>
-                              <w:t>建築職群</w:t>
-                            </w:r>
-                            <w:proofErr w:type="gramEnd"/>
-                            <w:r>
-                              <w:rPr>
-                                <w:rFonts w:asciiTheme="majorEastAsia" w:eastAsiaTheme="majorEastAsia" w:hAnsiTheme="majorEastAsia" w:hint="eastAsia"/>
-                              </w:rPr>
-                              <w:t>」、「</w:t>
-                            </w:r>
-                            <w:proofErr w:type="gramStart"/>
-                            <w:r>
-                              <w:rPr>
-                                <w:rFonts w:asciiTheme="majorEastAsia" w:eastAsiaTheme="majorEastAsia" w:hAnsiTheme="majorEastAsia" w:hint="eastAsia"/>
-                              </w:rPr>
-                              <w:t>化工職群</w:t>
-                            </w:r>
-                            <w:proofErr w:type="gramEnd"/>
-                            <w:r>
-                              <w:rPr>
-                                <w:rFonts w:asciiTheme="majorEastAsia" w:eastAsiaTheme="majorEastAsia" w:hAnsiTheme="majorEastAsia" w:hint="eastAsia"/>
-                              </w:rPr>
-                              <w:t>」、「商業與</w:t>
-                            </w:r>
-                            <w:proofErr w:type="gramStart"/>
-                            <w:r>
-                              <w:rPr>
-                                <w:rFonts w:asciiTheme="majorEastAsia" w:eastAsiaTheme="majorEastAsia" w:hAnsiTheme="majorEastAsia" w:hint="eastAsia"/>
-                              </w:rPr>
-                              <w:t>管理職群</w:t>
-                            </w:r>
-                            <w:proofErr w:type="gramEnd"/>
-                            <w:r>
-                              <w:rPr>
-                                <w:rFonts w:asciiTheme="majorEastAsia" w:eastAsiaTheme="majorEastAsia" w:hAnsiTheme="majorEastAsia" w:hint="eastAsia"/>
-                              </w:rPr>
-                              <w:t>」、「</w:t>
-                            </w:r>
-                            <w:proofErr w:type="gramStart"/>
-                            <w:r>
-                              <w:rPr>
-                                <w:rFonts w:asciiTheme="majorEastAsia" w:eastAsiaTheme="majorEastAsia" w:hAnsiTheme="majorEastAsia" w:hint="eastAsia"/>
-                              </w:rPr>
-                              <w:t>設計職群</w:t>
-                            </w:r>
-                            <w:proofErr w:type="gramEnd"/>
-                            <w:r>
-                              <w:rPr>
-                                <w:rFonts w:asciiTheme="majorEastAsia" w:eastAsiaTheme="majorEastAsia" w:hAnsiTheme="majorEastAsia" w:hint="eastAsia"/>
-                              </w:rPr>
-                              <w:t>」、「</w:t>
-                            </w:r>
-                            <w:proofErr w:type="gramStart"/>
-                            <w:r>
-                              <w:rPr>
-                                <w:rFonts w:asciiTheme="majorEastAsia" w:eastAsiaTheme="majorEastAsia" w:hAnsiTheme="majorEastAsia" w:hint="eastAsia"/>
-                              </w:rPr>
-                              <w:t>農業職群</w:t>
-                            </w:r>
-                            <w:proofErr w:type="gramEnd"/>
-                            <w:r>
-                              <w:rPr>
-                                <w:rFonts w:asciiTheme="majorEastAsia" w:eastAsiaTheme="majorEastAsia" w:hAnsiTheme="majorEastAsia" w:hint="eastAsia"/>
-                              </w:rPr>
-                              <w:t>」、「</w:t>
-                            </w:r>
-                            <w:proofErr w:type="gramStart"/>
-                            <w:r>
-                              <w:rPr>
-                                <w:rFonts w:asciiTheme="majorEastAsia" w:eastAsiaTheme="majorEastAsia" w:hAnsiTheme="majorEastAsia" w:hint="eastAsia"/>
-                              </w:rPr>
-                              <w:t>食品職群</w:t>
-                            </w:r>
-                            <w:proofErr w:type="gramEnd"/>
-                            <w:r>
-                              <w:rPr>
-                                <w:rFonts w:asciiTheme="majorEastAsia" w:eastAsiaTheme="majorEastAsia" w:hAnsiTheme="majorEastAsia" w:hint="eastAsia"/>
-                              </w:rPr>
-                              <w:t>」、「</w:t>
-                            </w:r>
-                            <w:proofErr w:type="gramStart"/>
-                            <w:r>
-                              <w:rPr>
-                                <w:rFonts w:asciiTheme="majorEastAsia" w:eastAsiaTheme="majorEastAsia" w:hAnsiTheme="majorEastAsia" w:hint="eastAsia"/>
-                              </w:rPr>
-                              <w:t>家政職群</w:t>
-                            </w:r>
-                            <w:proofErr w:type="gramEnd"/>
-                            <w:r>
-                              <w:rPr>
-                                <w:rFonts w:asciiTheme="majorEastAsia" w:eastAsiaTheme="majorEastAsia" w:hAnsiTheme="majorEastAsia" w:hint="eastAsia"/>
-                              </w:rPr>
-                              <w:t>」、「餐</w:t>
-                            </w:r>
-                            <w:proofErr w:type="gramStart"/>
-                            <w:r>
-                              <w:rPr>
-                                <w:rFonts w:asciiTheme="majorEastAsia" w:eastAsiaTheme="majorEastAsia" w:hAnsiTheme="majorEastAsia" w:hint="eastAsia"/>
-                              </w:rPr>
-                              <w:t>旅職群</w:t>
-                            </w:r>
-                            <w:proofErr w:type="gramEnd"/>
-                            <w:r>
-                              <w:rPr>
-                                <w:rFonts w:asciiTheme="majorEastAsia" w:eastAsiaTheme="majorEastAsia" w:hAnsiTheme="majorEastAsia" w:hint="eastAsia"/>
-                              </w:rPr>
-                              <w:t>」、「</w:t>
-                            </w:r>
-                            <w:proofErr w:type="gramStart"/>
-                            <w:r>
-                              <w:rPr>
-                                <w:rFonts w:asciiTheme="majorEastAsia" w:eastAsiaTheme="majorEastAsia" w:hAnsiTheme="majorEastAsia" w:hint="eastAsia"/>
-                              </w:rPr>
-                              <w:t>水產職群</w:t>
-                            </w:r>
-                            <w:proofErr w:type="gramEnd"/>
-                            <w:r>
-                              <w:rPr>
-                                <w:rFonts w:asciiTheme="majorEastAsia" w:eastAsiaTheme="majorEastAsia" w:hAnsiTheme="majorEastAsia" w:hint="eastAsia"/>
-                              </w:rPr>
-                              <w:t>」、「</w:t>
-                            </w:r>
-                            <w:proofErr w:type="gramStart"/>
-                            <w:r>
-                              <w:rPr>
-                                <w:rFonts w:asciiTheme="majorEastAsia" w:eastAsiaTheme="majorEastAsia" w:hAnsiTheme="majorEastAsia" w:hint="eastAsia"/>
-                              </w:rPr>
-                              <w:t>海事職群</w:t>
-                            </w:r>
-                            <w:proofErr w:type="gramEnd"/>
-                            <w:r>
-                              <w:rPr>
-                                <w:rFonts w:asciiTheme="majorEastAsia" w:eastAsiaTheme="majorEastAsia" w:hAnsiTheme="majorEastAsia" w:hint="eastAsia"/>
-                              </w:rPr>
-                              <w:t>」、「</w:t>
-                            </w:r>
-                            <w:proofErr w:type="gramStart"/>
-                            <w:r>
-                              <w:rPr>
-                                <w:rFonts w:asciiTheme="majorEastAsia" w:eastAsiaTheme="majorEastAsia" w:hAnsiTheme="majorEastAsia" w:hint="eastAsia"/>
-                              </w:rPr>
-                              <w:t>藝術職群</w:t>
-                            </w:r>
-                            <w:proofErr w:type="gramEnd"/>
-                            <w:r>
-                              <w:rPr>
-                                <w:rFonts w:asciiTheme="majorEastAsia" w:eastAsiaTheme="majorEastAsia" w:hAnsiTheme="majorEastAsia" w:hint="eastAsia"/>
-                              </w:rPr>
-                              <w:t>」與「</w:t>
-                            </w:r>
-                            <w:proofErr w:type="gramStart"/>
-                            <w:r>
-                              <w:rPr>
-                                <w:rFonts w:asciiTheme="majorEastAsia" w:eastAsiaTheme="majorEastAsia" w:hAnsiTheme="majorEastAsia" w:hint="eastAsia"/>
-                              </w:rPr>
-                              <w:t>醫護職群</w:t>
-                            </w:r>
-                            <w:proofErr w:type="gramEnd"/>
-                            <w:r>
-                              <w:rPr>
-                                <w:rFonts w:asciiTheme="majorEastAsia" w:eastAsiaTheme="majorEastAsia" w:hAnsiTheme="majorEastAsia" w:hint="eastAsia"/>
-                              </w:rPr>
-                              <w:t>」等</w:t>
+                              <w:t>國民中學技藝教育職群歸類為「機械職群」、「動力機械職群」、「電機與電子職群」、「土木與建築職群」、「化工職群」、「商業與管理職群」、「設計職群」、「農業職群」、「食品職群」、「家政職群」、「餐旅職群」、「水產職群」、「海事職群」、「藝術職群」與「醫護職群」等</w:t>
                             </w:r>
                             <w:r>
                               <w:rPr>
@@ -1261,14 +1046,12 @@
                                       <w:rFonts w:asciiTheme="majorEastAsia" w:eastAsiaTheme="majorEastAsia" w:hAnsiTheme="majorEastAsia"/>
                                     </w:rPr>
                                   </w:pPr>
-                                  <w:proofErr w:type="gramStart"/>
                                   <w:r>
                                     <w:rPr>
                                       <w:rFonts w:asciiTheme="majorEastAsia" w:eastAsiaTheme="majorEastAsia" w:hAnsiTheme="majorEastAsia" w:hint="eastAsia"/>
                                     </w:rPr>
                                     <w:t>職群</w:t>
                                   </w:r>
-                                  <w:proofErr w:type="gramEnd"/>
                                 </w:p>
                               </w:tc>
                               <w:tc>
@@ -1623,21 +1406,7 @@
                                     <w:rPr>
                                       <w:rFonts w:asciiTheme="majorEastAsia" w:eastAsiaTheme="majorEastAsia" w:hAnsiTheme="majorEastAsia" w:hint="eastAsia"/>
                                     </w:rPr>
-                                    <w:t>敏惠</w:t>
-                                  </w:r>
-                                  <w:proofErr w:type="gramStart"/>
-                                  <w:r>
-                                    <w:rPr>
-                                      <w:rFonts w:asciiTheme="majorEastAsia" w:eastAsiaTheme="majorEastAsia" w:hAnsiTheme="majorEastAsia" w:hint="eastAsia"/>
-                                    </w:rPr>
-                                    <w:t>醫</w:t>
-                                  </w:r>
-                                  <w:proofErr w:type="gramEnd"/>
-                                  <w:r>
-                                    <w:rPr>
-                                      <w:rFonts w:asciiTheme="majorEastAsia" w:eastAsiaTheme="majorEastAsia" w:hAnsiTheme="majorEastAsia" w:hint="eastAsia"/>
-                                    </w:rPr>
-                                    <w:t>專</w:t>
+                                    <w:t>敏惠醫專</w:t>
                                   </w:r>
                                 </w:p>
                               </w:tc>
@@ -1701,21 +1470,7 @@
                                     <w:rPr>
                                       <w:rFonts w:asciiTheme="majorEastAsia" w:eastAsiaTheme="majorEastAsia" w:hAnsiTheme="majorEastAsia" w:hint="eastAsia"/>
                                     </w:rPr>
-                                    <w:t>樹人</w:t>
-                                  </w:r>
-                                  <w:proofErr w:type="gramStart"/>
-                                  <w:r>
-                                    <w:rPr>
-                                      <w:rFonts w:asciiTheme="majorEastAsia" w:eastAsiaTheme="majorEastAsia" w:hAnsiTheme="majorEastAsia" w:hint="eastAsia"/>
-                                    </w:rPr>
-                                    <w:t>醫</w:t>
-                                  </w:r>
-                                  <w:proofErr w:type="gramEnd"/>
-                                  <w:r>
-                                    <w:rPr>
-                                      <w:rFonts w:asciiTheme="majorEastAsia" w:eastAsiaTheme="majorEastAsia" w:hAnsiTheme="majorEastAsia" w:hint="eastAsia"/>
-                                    </w:rPr>
-                                    <w:t>專</w:t>
+                                    <w:t>樹人醫專</w:t>
                                   </w:r>
                                 </w:p>
                               </w:tc>
@@ -1779,21 +1534,7 @@
                                     <w:rPr>
                                       <w:rFonts w:asciiTheme="majorEastAsia" w:eastAsiaTheme="majorEastAsia" w:hAnsiTheme="majorEastAsia" w:hint="eastAsia"/>
                                     </w:rPr>
-                                    <w:t>中華</w:t>
-                                  </w:r>
-                                  <w:proofErr w:type="gramStart"/>
-                                  <w:r>
-                                    <w:rPr>
-                                      <w:rFonts w:asciiTheme="majorEastAsia" w:eastAsiaTheme="majorEastAsia" w:hAnsiTheme="majorEastAsia" w:hint="eastAsia"/>
-                                    </w:rPr>
-                                    <w:t>醫事科</w:t>
-                                  </w:r>
-                                  <w:proofErr w:type="gramEnd"/>
-                                  <w:r>
-                                    <w:rPr>
-                                      <w:rFonts w:asciiTheme="majorEastAsia" w:eastAsiaTheme="majorEastAsia" w:hAnsiTheme="majorEastAsia" w:hint="eastAsia"/>
-                                    </w:rPr>
-                                    <w:t>大</w:t>
+                                    <w:t>中華醫事科大</w:t>
                                   </w:r>
                                 </w:p>
                               </w:tc>
@@ -1851,7 +1592,7 @@
                 <v:stroke joinstyle="miter"/>
                 <v:path gradientshapeok="t" o:connecttype="rect"/>
               </v:shapetype>
-              <v:shape id="文字方塊 2" o:spid="_x0000_s1026" type="#_x0000_t202" style="position:absolute;margin-left:29.25pt;margin-top:3.45pt;width:663pt;height:411pt;z-index:251659264;visibility:visible;mso-wrap-style:square;mso-width-percent:0;mso-height-percent:0;mso-wrap-distance-left:9pt;mso-wrap-distance-top:3.6pt;mso-wrap-distance-right:9pt;mso-wrap-distance-bottom:3.6pt;mso-position-horizontal:absolute;mso-position-horizontal-relative:text;mso-position-vertical:absolute;mso-position-vertical-relative:text;mso-width-percent:0;mso-height-percent:0;mso-width-relative:margin;mso-height-relative:margin;v-text-anchor:top" o:gfxdata="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">
+              <v:shape id="文字方塊 2" o:spid="_x0000_s1026" type="#_x0000_t202" style="position:absolute;margin-left:29.25pt;margin-top:3.45pt;width:663pt;height:411pt;z-index:251659264;visibility:visible;mso-wrap-style:square;mso-width-percent:0;mso-height-percent:0;mso-wrap-distance-left:9pt;mso-wrap-distance-top:3.6pt;mso-wrap-distance-right:9pt;mso-wrap-distance-bottom:3.6pt;mso-position-horizontal:absolute;mso-position-horizontal-relative:text;mso-position-vertical:absolute;mso-position-vertical-relative:text;mso-width-percent:0;mso-height-percent:0;mso-width-relative:margin;mso-height-relative:margin;v-text-anchor:top" o:gfxdata="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">
                 <v:textbox>
                   <w:txbxContent>
                     <w:p>
@@ -1881,35 +1622,7 @@
                         <w:rPr>
                           <w:rFonts w:asciiTheme="majorEastAsia" w:eastAsiaTheme="majorEastAsia" w:hAnsiTheme="majorEastAsia" w:hint="eastAsia"/>
                         </w:rPr>
-                        <w:t>學生能從技能學習導向的教學中，發掘自我興趣與潛能，並能瞭解技職</w:t>
-                      </w:r>
-                      <w:proofErr w:type="gramStart"/>
-                      <w:r>
-                        <w:rPr>
-                          <w:rFonts w:asciiTheme="majorEastAsia" w:eastAsiaTheme="majorEastAsia" w:hAnsiTheme="majorEastAsia" w:hint="eastAsia"/>
-                        </w:rPr>
-                        <w:t>教育職群概況</w:t>
-                      </w:r>
-                      <w:proofErr w:type="gramEnd"/>
-                      <w:r>
-                        <w:rPr>
-                          <w:rFonts w:asciiTheme="majorEastAsia" w:eastAsiaTheme="majorEastAsia" w:hAnsiTheme="majorEastAsia" w:hint="eastAsia"/>
-                        </w:rPr>
-                        <w:t>，進而規劃未來生涯進路之選擇，以</w:t>
-                      </w:r>
-                      <w:proofErr w:type="gramStart"/>
-                      <w:r>
-                        <w:rPr>
-                          <w:rFonts w:asciiTheme="majorEastAsia" w:eastAsiaTheme="majorEastAsia" w:hAnsiTheme="majorEastAsia" w:hint="eastAsia"/>
-                        </w:rPr>
-                        <w:t>達成職群試探</w:t>
-                      </w:r>
-                      <w:proofErr w:type="gramEnd"/>
-                      <w:r>
-                        <w:rPr>
-                          <w:rFonts w:asciiTheme="majorEastAsia" w:eastAsiaTheme="majorEastAsia" w:hAnsiTheme="majorEastAsia" w:hint="eastAsia"/>
-                        </w:rPr>
-                        <w:t>及適性發展之目標。</w:t>
+                        <w:t>學生能從技能學習導向的教學中，發掘自我興趣與潛能，並能瞭解技職教育職群概況，進而規劃未來生涯進路之選擇，以達成職群試探及適性發展之目標。</w:t>
                       </w:r>
                     </w:p>
                     <w:p>
@@ -1922,231 +1635,7 @@
                         <w:rPr>
                           <w:rFonts w:asciiTheme="majorEastAsia" w:eastAsiaTheme="majorEastAsia" w:hAnsiTheme="majorEastAsia" w:hint="eastAsia"/>
                         </w:rPr>
-                        <w:t>國民中學技藝</w:t>
-                      </w:r>
-                      <w:proofErr w:type="gramStart"/>
-                      <w:r>
-                        <w:rPr>
-                          <w:rFonts w:asciiTheme="majorEastAsia" w:eastAsiaTheme="majorEastAsia" w:hAnsiTheme="majorEastAsia" w:hint="eastAsia"/>
-                        </w:rPr>
-                        <w:t>教育職群歸類</w:t>
-                      </w:r>
-                      <w:proofErr w:type="gramEnd"/>
-                      <w:r>
-                        <w:rPr>
-                          <w:rFonts w:asciiTheme="majorEastAsia" w:eastAsiaTheme="majorEastAsia" w:hAnsiTheme="majorEastAsia" w:hint="eastAsia"/>
-                        </w:rPr>
-                        <w:t>為「</w:t>
-                      </w:r>
-                      <w:proofErr w:type="gramStart"/>
-                      <w:r>
-                        <w:rPr>
-                          <w:rFonts w:asciiTheme="majorEastAsia" w:eastAsiaTheme="majorEastAsia" w:hAnsiTheme="majorEastAsia" w:hint="eastAsia"/>
-                        </w:rPr>
-                        <w:t>機械職群</w:t>
-                      </w:r>
-                      <w:proofErr w:type="gramEnd"/>
-                      <w:r>
-                        <w:rPr>
-                          <w:rFonts w:asciiTheme="majorEastAsia" w:eastAsiaTheme="majorEastAsia" w:hAnsiTheme="majorEastAsia" w:hint="eastAsia"/>
-                        </w:rPr>
-                        <w:t>」、「動力</w:t>
-                      </w:r>
-                      <w:proofErr w:type="gramStart"/>
-                      <w:r>
-                        <w:rPr>
-                          <w:rFonts w:asciiTheme="majorEastAsia" w:eastAsiaTheme="majorEastAsia" w:hAnsiTheme="majorEastAsia" w:hint="eastAsia"/>
-                        </w:rPr>
-                        <w:t>機械職群</w:t>
-                      </w:r>
-                      <w:proofErr w:type="gramEnd"/>
-                      <w:r>
-                        <w:rPr>
-                          <w:rFonts w:asciiTheme="majorEastAsia" w:eastAsiaTheme="majorEastAsia" w:hAnsiTheme="majorEastAsia" w:hint="eastAsia"/>
-                        </w:rPr>
-                        <w:t>」、「電機與</w:t>
-                      </w:r>
-                      <w:proofErr w:type="gramStart"/>
-                      <w:r>
-                        <w:rPr>
-                          <w:rFonts w:asciiTheme="majorEastAsia" w:eastAsiaTheme="majorEastAsia" w:hAnsiTheme="majorEastAsia" w:hint="eastAsia"/>
-                        </w:rPr>
-                        <w:t>電子職群</w:t>
-                      </w:r>
-                      <w:proofErr w:type="gramEnd"/>
-                      <w:r>
-                        <w:rPr>
-                          <w:rFonts w:asciiTheme="majorEastAsia" w:eastAsiaTheme="majorEastAsia" w:hAnsiTheme="majorEastAsia" w:hint="eastAsia"/>
-                        </w:rPr>
-                        <w:t>」、「土木與</w:t>
-                      </w:r>
-                      <w:proofErr w:type="gramStart"/>
-                      <w:r>
-                        <w:rPr>
-                          <w:rFonts w:asciiTheme="majorEastAsia" w:eastAsiaTheme="majorEastAsia" w:hAnsiTheme="majorEastAsia" w:hint="eastAsia"/>
-                        </w:rPr>
-                        <w:t>建築職群</w:t>
-                      </w:r>
-                      <w:proofErr w:type="gramEnd"/>
-                      <w:r>
-                        <w:rPr>
-                          <w:rFonts w:asciiTheme="majorEastAsia" w:eastAsiaTheme="majorEastAsia" w:hAnsiTheme="majorEastAsia" w:hint="eastAsia"/>
-                        </w:rPr>
-                        <w:t>」、「</w:t>
-                      </w:r>
-                      <w:proofErr w:type="gramStart"/>
-                      <w:r>
-                        <w:rPr>
-                          <w:rFonts w:asciiTheme="majorEastAsia" w:eastAsiaTheme="majorEastAsia" w:hAnsiTheme="majorEastAsia" w:hint="eastAsia"/>
-                        </w:rPr>
-                        <w:t>化工職群</w:t>
-                      </w:r>
-                      <w:proofErr w:type="gramEnd"/>
-                      <w:r>
-                        <w:rPr>
-                          <w:rFonts w:asciiTheme="majorEastAsia" w:eastAsiaTheme="majorEastAsia" w:hAnsiTheme="majorEastAsia" w:hint="eastAsia"/>
-                        </w:rPr>
-                        <w:t>」、「商業與</w:t>
-                      </w:r>
-                      <w:proofErr w:type="gramStart"/>
-                      <w:r>
-                        <w:rPr>
-                          <w:rFonts w:asciiTheme="majorEastAsia" w:eastAsiaTheme="majorEastAsia" w:hAnsiTheme="majorEastAsia" w:hint="eastAsia"/>
-                        </w:rPr>
-                        <w:t>管理職群</w:t>
-                      </w:r>
-                      <w:proofErr w:type="gramEnd"/>
-                      <w:r>
-                        <w:rPr>
-                          <w:rFonts w:asciiTheme="majorEastAsia" w:eastAsiaTheme="majorEastAsia" w:hAnsiTheme="majorEastAsia" w:hint="eastAsia"/>
-                        </w:rPr>
-                        <w:t>」、「</w:t>
-                      </w:r>
-                      <w:proofErr w:type="gramStart"/>
-                      <w:r>
-                        <w:rPr>
-                          <w:rFonts w:asciiTheme="majorEastAsia" w:eastAsiaTheme="majorEastAsia" w:hAnsiTheme="majorEastAsia" w:hint="eastAsia"/>
-                        </w:rPr>
-                        <w:t>設計職群</w:t>
-                      </w:r>
-                      <w:proofErr w:type="gramEnd"/>
-                      <w:r>
-                        <w:rPr>
-                          <w:rFonts w:asciiTheme="majorEastAsia" w:eastAsiaTheme="majorEastAsia" w:hAnsiTheme="majorEastAsia" w:hint="eastAsia"/>
-                        </w:rPr>
-                        <w:t>」、「</w:t>
-                      </w:r>
-                      <w:proofErr w:type="gramStart"/>
-                      <w:r>
-                        <w:rPr>
-                          <w:rFonts w:asciiTheme="majorEastAsia" w:eastAsiaTheme="majorEastAsia" w:hAnsiTheme="majorEastAsia" w:hint="eastAsia"/>
-                        </w:rPr>
-                        <w:t>農業職群</w:t>
-                      </w:r>
-                      <w:proofErr w:type="gramEnd"/>
-                      <w:r>
-                        <w:rPr>
-                          <w:rFonts w:asciiTheme="majorEastAsia" w:eastAsiaTheme="majorEastAsia" w:hAnsiTheme="majorEastAsia" w:hint="eastAsia"/>
-                        </w:rPr>
-                        <w:t>」、「</w:t>
-                      </w:r>
-                      <w:proofErr w:type="gramStart"/>
-                      <w:r>
-                        <w:rPr>
-                          <w:rFonts w:asciiTheme="majorEastAsia" w:eastAsiaTheme="majorEastAsia" w:hAnsiTheme="majorEastAsia" w:hint="eastAsia"/>
-                        </w:rPr>
-                        <w:t>食品職群</w:t>
-                      </w:r>
-                      <w:proofErr w:type="gramEnd"/>
-                      <w:r>
-                        <w:rPr>
-                          <w:rFonts w:asciiTheme="majorEastAsia" w:eastAsiaTheme="majorEastAsia" w:hAnsiTheme="majorEastAsia" w:hint="eastAsia"/>
-                        </w:rPr>
-                        <w:t>」、「</w:t>
-                      </w:r>
-                      <w:proofErr w:type="gramStart"/>
-                      <w:r>
-                        <w:rPr>
-                          <w:rFonts w:asciiTheme="majorEastAsia" w:eastAsiaTheme="majorEastAsia" w:hAnsiTheme="majorEastAsia" w:hint="eastAsia"/>
-                        </w:rPr>
-                        <w:t>家政職群</w:t>
-                      </w:r>
-                      <w:proofErr w:type="gramEnd"/>
-                      <w:r>
-                        <w:rPr>
-                          <w:rFonts w:asciiTheme="majorEastAsia" w:eastAsiaTheme="majorEastAsia" w:hAnsiTheme="majorEastAsia" w:hint="eastAsia"/>
-                        </w:rPr>
-                        <w:t>」、「餐</w:t>
-                      </w:r>
-                      <w:proofErr w:type="gramStart"/>
-                      <w:r>
-                        <w:rPr>
-                          <w:rFonts w:asciiTheme="majorEastAsia" w:eastAsiaTheme="majorEastAsia" w:hAnsiTheme="majorEastAsia" w:hint="eastAsia"/>
-                        </w:rPr>
-                        <w:t>旅職群</w:t>
-                      </w:r>
-                      <w:proofErr w:type="gramEnd"/>
-                      <w:r>
-                        <w:rPr>
-                          <w:rFonts w:asciiTheme="majorEastAsia" w:eastAsiaTheme="majorEastAsia" w:hAnsiTheme="majorEastAsia" w:hint="eastAsia"/>
-                        </w:rPr>
-                        <w:t>」、「</w:t>
-                      </w:r>
-                      <w:proofErr w:type="gramStart"/>
-                      <w:r>
-                        <w:rPr>
-                          <w:rFonts w:asciiTheme="majorEastAsia" w:eastAsiaTheme="majorEastAsia" w:hAnsiTheme="majorEastAsia" w:hint="eastAsia"/>
-                        </w:rPr>
-                        <w:t>水產職群</w:t>
-                      </w:r>
-                      <w:proofErr w:type="gramEnd"/>
-                      <w:r>
-                        <w:rPr>
-                          <w:rFonts w:asciiTheme="majorEastAsia" w:eastAsiaTheme="majorEastAsia" w:hAnsiTheme="majorEastAsia" w:hint="eastAsia"/>
-                        </w:rPr>
-                        <w:t>」、「</w:t>
-                      </w:r>
-                      <w:proofErr w:type="gramStart"/>
-                      <w:r>
-                        <w:rPr>
-                          <w:rFonts w:asciiTheme="majorEastAsia" w:eastAsiaTheme="majorEastAsia" w:hAnsiTheme="majorEastAsia" w:hint="eastAsia"/>
-                        </w:rPr>
-                        <w:t>海事職群</w:t>
-                      </w:r>
-                      <w:proofErr w:type="gramEnd"/>
-                      <w:r>
-                        <w:rPr>
-                          <w:rFonts w:asciiTheme="majorEastAsia" w:eastAsiaTheme="majorEastAsia" w:hAnsiTheme="majorEastAsia" w:hint="eastAsia"/>
-                        </w:rPr>
-                        <w:t>」、「</w:t>
-                      </w:r>
-                      <w:proofErr w:type="gramStart"/>
-                      <w:r>
-                        <w:rPr>
-                          <w:rFonts w:asciiTheme="majorEastAsia" w:eastAsiaTheme="majorEastAsia" w:hAnsiTheme="majorEastAsia" w:hint="eastAsia"/>
-                        </w:rPr>
-                        <w:t>藝術職群</w:t>
-                      </w:r>
-                      <w:proofErr w:type="gramEnd"/>
-                      <w:r>
-                        <w:rPr>
-                          <w:rFonts w:asciiTheme="majorEastAsia" w:eastAsiaTheme="majorEastAsia" w:hAnsiTheme="majorEastAsia" w:hint="eastAsia"/>
-                        </w:rPr>
-                        <w:t>」與「</w:t>
-                      </w:r>
-                      <w:proofErr w:type="gramStart"/>
-                      <w:r>
-                        <w:rPr>
-                          <w:rFonts w:asciiTheme="majorEastAsia" w:eastAsiaTheme="majorEastAsia" w:hAnsiTheme="majorEastAsia" w:hint="eastAsia"/>
-                        </w:rPr>
-                        <w:t>醫護職群</w:t>
-                      </w:r>
-                      <w:proofErr w:type="gramEnd"/>
-                      <w:r>
-                        <w:rPr>
-                          <w:rFonts w:asciiTheme="majorEastAsia" w:eastAsiaTheme="majorEastAsia" w:hAnsiTheme="majorEastAsia" w:hint="eastAsia"/>
-                        </w:rPr>
-                        <w:t>」等</w:t>
+                        <w:t>國民中學技藝教育職群歸類為「機械職群」、「動力機械職群」、「電機與電子職群」、「土木與建築職群」、「化工職群」、「商業與管理職群」、「設計職群」、「農業職群」、「食品職群」、「家政職群」、「餐旅職群」、「水產職群」、「海事職群」、「藝術職群」與「醫護職群」等</w:t>
                       </w:r>
                       <w:r>
                         <w:rPr>
@@ -2315,14 +1804,12 @@
                                 <w:rFonts w:asciiTheme="majorEastAsia" w:eastAsiaTheme="majorEastAsia" w:hAnsiTheme="majorEastAsia"/>
                               </w:rPr>
                             </w:pPr>
-                            <w:proofErr w:type="gramStart"/>
                             <w:r>
                               <w:rPr>
                                 <w:rFonts w:asciiTheme="majorEastAsia" w:eastAsiaTheme="majorEastAsia" w:hAnsiTheme="majorEastAsia" w:hint="eastAsia"/>
                               </w:rPr>
                               <w:t>職群</w:t>
                             </w:r>
-                            <w:proofErr w:type="gramEnd"/>
                           </w:p>
                         </w:tc>
                         <w:tc>
@@ -2677,21 +2164,7 @@
                               <w:rPr>
                                 <w:rFonts w:asciiTheme="majorEastAsia" w:eastAsiaTheme="majorEastAsia" w:hAnsiTheme="majorEastAsia" w:hint="eastAsia"/>
                               </w:rPr>
-                              <w:t>敏惠</w:t>
-                            </w:r>
-                            <w:proofErr w:type="gramStart"/>
-                            <w:r>
-                              <w:rPr>
-                                <w:rFonts w:asciiTheme="majorEastAsia" w:eastAsiaTheme="majorEastAsia" w:hAnsiTheme="majorEastAsia" w:hint="eastAsia"/>
-                              </w:rPr>
-                              <w:t>醫</w:t>
-                            </w:r>
-                            <w:proofErr w:type="gramEnd"/>
-                            <w:r>
-                              <w:rPr>
-                                <w:rFonts w:asciiTheme="majorEastAsia" w:eastAsiaTheme="majorEastAsia" w:hAnsiTheme="majorEastAsia" w:hint="eastAsia"/>
-                              </w:rPr>
-                              <w:t>專</w:t>
+                              <w:t>敏惠醫專</w:t>
                             </w:r>
                           </w:p>
                         </w:tc>
@@ -2755,21 +2228,7 @@
                               <w:rPr>
                                 <w:rFonts w:asciiTheme="majorEastAsia" w:eastAsiaTheme="majorEastAsia" w:hAnsiTheme="majorEastAsia" w:hint="eastAsia"/>
                               </w:rPr>
-                              <w:t>樹人</w:t>
-                            </w:r>
-                            <w:proofErr w:type="gramStart"/>
-                            <w:r>
-                              <w:rPr>
-                                <w:rFonts w:asciiTheme="majorEastAsia" w:eastAsiaTheme="majorEastAsia" w:hAnsiTheme="majorEastAsia" w:hint="eastAsia"/>
-                              </w:rPr>
-                              <w:t>醫</w:t>
-                            </w:r>
-                            <w:proofErr w:type="gramEnd"/>
-                            <w:r>
-                              <w:rPr>
-                                <w:rFonts w:asciiTheme="majorEastAsia" w:eastAsiaTheme="majorEastAsia" w:hAnsiTheme="majorEastAsia" w:hint="eastAsia"/>
-                              </w:rPr>
-                              <w:t>專</w:t>
+                              <w:t>樹人醫專</w:t>
                             </w:r>
                           </w:p>
                         </w:tc>
@@ -2833,21 +2292,7 @@
                               <w:rPr>
                                 <w:rFonts w:asciiTheme="majorEastAsia" w:eastAsiaTheme="majorEastAsia" w:hAnsiTheme="majorEastAsia" w:hint="eastAsia"/>
                               </w:rPr>
-                              <w:t>中華</w:t>
-                            </w:r>
-                            <w:proofErr w:type="gramStart"/>
-                            <w:r>
-                              <w:rPr>
-                                <w:rFonts w:asciiTheme="majorEastAsia" w:eastAsiaTheme="majorEastAsia" w:hAnsiTheme="majorEastAsia" w:hint="eastAsia"/>
-                              </w:rPr>
-                              <w:t>醫事科</w:t>
-                            </w:r>
-                            <w:proofErr w:type="gramEnd"/>
-                            <w:r>
-                              <w:rPr>
-                                <w:rFonts w:asciiTheme="majorEastAsia" w:eastAsiaTheme="majorEastAsia" w:hAnsiTheme="majorEastAsia" w:hint="eastAsia"/>
-                              </w:rPr>
-                              <w:t>大</w:t>
+                              <w:t>中華醫事科大</w:t>
                             </w:r>
                           </w:p>
                         </w:tc>
@@ -2904,23 +2349,53 @@
     <w:p>
       <w:pPr>
         <w:rPr>
+          <w:b/>
+          <w:bCs/>
+          <w:sz w:val="28"/>
+          <w:szCs w:val="28"/>
+          <w:shd w:val="pct15" w:color="auto" w:fill="FFFFFF"/>
+        </w:rPr>
+      </w:pPr>
+      <w:r>
+        <w:rPr>
+          <w:rFonts w:ascii="標楷體" w:eastAsia="標楷體" w:hAnsi="標楷體" w:cs="Times New Roman" w:hint="eastAsia"/>
+          <w:sz w:val="28"/>
+          <w:szCs w:val="28"/>
+          <w:shd w:val="pct15" w:color="auto" w:fill="FFFFFF"/>
+        </w:rPr>
+        <w:lastRenderedPageBreak/>
+        <w:t>職探中心</w:t>
+      </w:r>
+      <w:r>
+        <w:rPr>
+          <w:rFonts w:ascii="標楷體" w:eastAsia="標楷體" w:hAnsi="標楷體" w:cs="Times New Roman" w:hint="eastAsia"/>
+          <w:sz w:val="28"/>
+          <w:szCs w:val="28"/>
+          <w:shd w:val="pct15" w:color="auto" w:fill="FFFFFF"/>
+        </w:rPr>
+        <w:t>、</w:t>
+      </w:r>
+      <w:r>
+        <w:rPr>
+          <w:rFonts w:hint="eastAsia"/>
+          <w:b/>
+          <w:bCs/>
+          <w:sz w:val="28"/>
+          <w:szCs w:val="28"/>
+          <w:shd w:val="pct15" w:color="auto" w:fill="FFFFFF"/>
+        </w:rPr>
+        <w:t>職群介紹</w:t>
+      </w:r>
+    </w:p>
+    <w:p>
+      <w:pPr>
+        <w:rPr>
           <w:rFonts w:ascii="標楷體" w:eastAsia="標楷體" w:hAnsi="標楷體" w:cs="Times New Roman"/>
           <w:sz w:val="28"/>
           <w:szCs w:val="28"/>
           <w:shd w:val="pct15" w:color="auto" w:fill="FFFFFF"/>
         </w:rPr>
       </w:pPr>
-      <w:proofErr w:type="gramStart"/>
-      <w:r>
-        <w:rPr>
-          <w:rFonts w:ascii="標楷體" w:eastAsia="標楷體" w:hAnsi="標楷體" w:cs="Times New Roman" w:hint="eastAsia"/>
-          <w:sz w:val="28"/>
-          <w:szCs w:val="28"/>
-          <w:shd w:val="pct15" w:color="auto" w:fill="FFFFFF"/>
-        </w:rPr>
-        <w:t>職探中心</w:t>
-      </w:r>
-      <w:proofErr w:type="gramEnd"/>
     </w:p>
     <w:p>
       <w:pPr>
@@ -3129,79 +2604,7 @@
                                 <w:sz w:val="28"/>
                                 <w:szCs w:val="28"/>
                               </w:rPr>
-                              <w:t>本市目前成立後甲職業試探與體驗示範中心(電機與電子、餐</w:t>
-                            </w:r>
-                            <w:proofErr w:type="gramStart"/>
-                            <w:r>
-                              <w:rPr>
-                                <w:rFonts w:asciiTheme="majorEastAsia" w:eastAsiaTheme="majorEastAsia" w:hAnsiTheme="majorEastAsia" w:cs="Times New Roman" w:hint="eastAsia"/>
-                                <w:sz w:val="28"/>
-                                <w:szCs w:val="28"/>
-                              </w:rPr>
-                              <w:t>旅職群</w:t>
-                            </w:r>
-                            <w:proofErr w:type="gramEnd"/>
-                            <w:r>
-                              <w:rPr>
-                                <w:rFonts w:asciiTheme="majorEastAsia" w:eastAsiaTheme="majorEastAsia" w:hAnsiTheme="majorEastAsia" w:cs="Times New Roman" w:hint="eastAsia"/>
-                                <w:sz w:val="28"/>
-                                <w:szCs w:val="28"/>
-                              </w:rPr>
-                              <w:t>)、六甲職業試探與體驗示範中心(設計、</w:t>
-                            </w:r>
-                            <w:proofErr w:type="gramStart"/>
-                            <w:r>
-                              <w:rPr>
-                                <w:rFonts w:asciiTheme="majorEastAsia" w:eastAsiaTheme="majorEastAsia" w:hAnsiTheme="majorEastAsia" w:cs="Times New Roman" w:hint="eastAsia"/>
-                                <w:sz w:val="28"/>
-                                <w:szCs w:val="28"/>
-                              </w:rPr>
-                              <w:t>時品職群</w:t>
-                            </w:r>
-                            <w:proofErr w:type="gramEnd"/>
-                            <w:r>
-                              <w:rPr>
-                                <w:rFonts w:asciiTheme="majorEastAsia" w:eastAsiaTheme="majorEastAsia" w:hAnsiTheme="majorEastAsia" w:cs="Times New Roman" w:hint="eastAsia"/>
-                                <w:sz w:val="28"/>
-                                <w:szCs w:val="28"/>
-                              </w:rPr>
-                              <w:t>)、安順職業試探與體驗示範中心(農業、</w:t>
-                            </w:r>
-                            <w:proofErr w:type="gramStart"/>
-                            <w:r>
-                              <w:rPr>
-                                <w:rFonts w:asciiTheme="majorEastAsia" w:eastAsiaTheme="majorEastAsia" w:hAnsiTheme="majorEastAsia" w:cs="Times New Roman" w:hint="eastAsia"/>
-                                <w:sz w:val="28"/>
-                                <w:szCs w:val="28"/>
-                              </w:rPr>
-                              <w:t>藝術職群</w:t>
-                            </w:r>
-                            <w:proofErr w:type="gramEnd"/>
-                            <w:r>
-                              <w:rPr>
-                                <w:rFonts w:asciiTheme="majorEastAsia" w:eastAsiaTheme="majorEastAsia" w:hAnsiTheme="majorEastAsia" w:cs="Times New Roman" w:hint="eastAsia"/>
-                                <w:sz w:val="28"/>
-                                <w:szCs w:val="28"/>
-                              </w:rPr>
-                              <w:t>)及佳里技職教育及職業試探推動中心(水產、</w:t>
-                            </w:r>
-                            <w:proofErr w:type="gramStart"/>
-                            <w:r>
-                              <w:rPr>
-                                <w:rFonts w:asciiTheme="majorEastAsia" w:eastAsiaTheme="majorEastAsia" w:hAnsiTheme="majorEastAsia" w:cs="Times New Roman" w:hint="eastAsia"/>
-                                <w:sz w:val="28"/>
-                                <w:szCs w:val="28"/>
-                              </w:rPr>
-                              <w:t>醫護職群</w:t>
-                            </w:r>
-                            <w:proofErr w:type="gramEnd"/>
-                            <w:r>
-                              <w:rPr>
-                                <w:rFonts w:asciiTheme="majorEastAsia" w:eastAsiaTheme="majorEastAsia" w:hAnsiTheme="majorEastAsia" w:cs="Times New Roman" w:hint="eastAsia"/>
-                                <w:sz w:val="28"/>
-                                <w:szCs w:val="28"/>
-                              </w:rPr>
-                              <w:t>)。</w:t>
+                              <w:t>本市目前成立後甲職業試探與體驗示範中心(電機與電子、餐旅職群)、六甲職業試探與體驗示範中心(設計、時品職群)、安順職業試探與體驗示範中心(農業、藝術職群)及佳里技職教育及職業試探推動中心(水產、醫護職群)。</w:t>
                             </w:r>
                           </w:p>
                           <w:p>
@@ -3219,9 +2622,16 @@
                                 <w:szCs w:val="28"/>
                                 <w:bdr w:val="single" w:sz="4" w:space="0" w:color="auto"/>
                               </w:rPr>
-                              <w:t>後</w:t>
-                            </w:r>
-                            <w:proofErr w:type="gramStart"/>
+                              <w:t>後甲職探中心</w:t>
+                            </w:r>
+                            <w:r>
+                              <w:rPr>
+                                <w:rFonts w:asciiTheme="majorEastAsia" w:eastAsiaTheme="majorEastAsia" w:hAnsiTheme="majorEastAsia" w:cs="Times New Roman" w:hint="eastAsia"/>
+                                <w:sz w:val="28"/>
+                                <w:szCs w:val="28"/>
+                              </w:rPr>
+                              <w:t xml:space="preserve">   </w:t>
+                            </w:r>
                             <w:r>
                               <w:rPr>
                                 <w:rFonts w:asciiTheme="majorEastAsia" w:eastAsiaTheme="majorEastAsia" w:hAnsiTheme="majorEastAsia" w:cs="Times New Roman" w:hint="eastAsia"/>
@@ -3229,9 +2639,16 @@
                                 <w:szCs w:val="28"/>
                                 <w:bdr w:val="single" w:sz="4" w:space="0" w:color="auto"/>
                               </w:rPr>
-                              <w:t>甲職探</w:t>
-                            </w:r>
-                            <w:proofErr w:type="gramEnd"/>
+                              <w:t>六甲職探中心</w:t>
+                            </w:r>
+                            <w:r>
+                              <w:rPr>
+                                <w:rFonts w:asciiTheme="majorEastAsia" w:eastAsiaTheme="majorEastAsia" w:hAnsiTheme="majorEastAsia" w:cs="Times New Roman" w:hint="eastAsia"/>
+                                <w:sz w:val="28"/>
+                                <w:szCs w:val="28"/>
+                              </w:rPr>
+                              <w:t xml:space="preserve">    </w:t>
+                            </w:r>
                             <w:r>
                               <w:rPr>
                                 <w:rFonts w:asciiTheme="majorEastAsia" w:eastAsiaTheme="majorEastAsia" w:hAnsiTheme="majorEastAsia" w:cs="Times New Roman" w:hint="eastAsia"/>
@@ -3239,7 +2656,7 @@
                                 <w:szCs w:val="28"/>
                                 <w:bdr w:val="single" w:sz="4" w:space="0" w:color="auto"/>
                               </w:rPr>
-                              <w:t>中心</w:t>
+                              <w:t>安順職探中心</w:t>
                             </w:r>
                             <w:r>
                               <w:rPr>
@@ -3247,9 +2664,8 @@
                                 <w:sz w:val="28"/>
                                 <w:szCs w:val="28"/>
                               </w:rPr>
-                              <w:t xml:space="preserve">   </w:t>
-                            </w:r>
-                            <w:proofErr w:type="gramStart"/>
+                              <w:t xml:space="preserve">    </w:t>
+                            </w:r>
                             <w:r>
                               <w:rPr>
                                 <w:rFonts w:asciiTheme="majorEastAsia" w:eastAsiaTheme="majorEastAsia" w:hAnsiTheme="majorEastAsia" w:cs="Times New Roman" w:hint="eastAsia"/>
@@ -3257,47 +2673,8 @@
                                 <w:szCs w:val="28"/>
                                 <w:bdr w:val="single" w:sz="4" w:space="0" w:color="auto"/>
                               </w:rPr>
-                              <w:t>六甲職探中心</w:t>
-                            </w:r>
-                            <w:proofErr w:type="gramEnd"/>
-                            <w:r>
-                              <w:rPr>
-                                <w:rFonts w:asciiTheme="majorEastAsia" w:eastAsiaTheme="majorEastAsia" w:hAnsiTheme="majorEastAsia" w:cs="Times New Roman" w:hint="eastAsia"/>
-                                <w:sz w:val="28"/>
-                                <w:szCs w:val="28"/>
-                              </w:rPr>
-                              <w:t xml:space="preserve">    </w:t>
-                            </w:r>
-                            <w:proofErr w:type="gramStart"/>
-                            <w:r>
-                              <w:rPr>
-                                <w:rFonts w:asciiTheme="majorEastAsia" w:eastAsiaTheme="majorEastAsia" w:hAnsiTheme="majorEastAsia" w:cs="Times New Roman" w:hint="eastAsia"/>
-                                <w:sz w:val="28"/>
-                                <w:szCs w:val="28"/>
-                                <w:bdr w:val="single" w:sz="4" w:space="0" w:color="auto"/>
-                              </w:rPr>
-                              <w:t>安順職探中心</w:t>
-                            </w:r>
-                            <w:proofErr w:type="gramEnd"/>
-                            <w:r>
-                              <w:rPr>
-                                <w:rFonts w:asciiTheme="majorEastAsia" w:eastAsiaTheme="majorEastAsia" w:hAnsiTheme="majorEastAsia" w:cs="Times New Roman" w:hint="eastAsia"/>
-                                <w:sz w:val="28"/>
-                                <w:szCs w:val="28"/>
-                              </w:rPr>
-                              <w:t xml:space="preserve">    </w:t>
-                            </w:r>
-                            <w:proofErr w:type="gramStart"/>
-                            <w:r>
-                              <w:rPr>
-                                <w:rFonts w:asciiTheme="majorEastAsia" w:eastAsiaTheme="majorEastAsia" w:hAnsiTheme="majorEastAsia" w:cs="Times New Roman" w:hint="eastAsia"/>
-                                <w:sz w:val="28"/>
-                                <w:szCs w:val="28"/>
-                                <w:bdr w:val="single" w:sz="4" w:space="0" w:color="auto"/>
-                              </w:rPr>
                               <w:t>佳里職探中心</w:t>
                             </w:r>
-                            <w:proofErr w:type="gramEnd"/>
                           </w:p>
                           <w:p/>
                         </w:txbxContent>
@@ -3572,25 +2949,7 @@
           <w:sz w:val="28"/>
           <w:szCs w:val="28"/>
         </w:rPr>
-        <w:t>後</w:t>
-      </w:r>
-      <w:proofErr w:type="gramStart"/>
-      <w:r>
-        <w:rPr>
-          <w:rFonts w:ascii="標楷體" w:eastAsia="標楷體" w:hAnsi="標楷體" w:cs="Times New Roman" w:hint="eastAsia"/>
-          <w:sz w:val="28"/>
-          <w:szCs w:val="28"/>
-        </w:rPr>
-        <w:t>甲職探</w:t>
-      </w:r>
-      <w:proofErr w:type="gramEnd"/>
-      <w:r>
-        <w:rPr>
-          <w:rFonts w:ascii="標楷體" w:eastAsia="標楷體" w:hAnsi="標楷體" w:cs="Times New Roman" w:hint="eastAsia"/>
-          <w:sz w:val="28"/>
-          <w:szCs w:val="28"/>
-        </w:rPr>
-        <w:t>中心：</w:t>
+        <w:t>後甲職探中心：</w:t>
       </w:r>
       <w:hyperlink r:id="rId8" w:history="1">
         <w:r>
@@ -3613,23 +2972,39 @@
           <w:szCs w:val="28"/>
         </w:rPr>
       </w:pPr>
-      <w:proofErr w:type="gramStart"/>
       <w:r>
         <w:rPr>
           <w:rFonts w:ascii="標楷體" w:eastAsia="標楷體" w:hAnsi="標楷體" w:cs="Times New Roman" w:hint="eastAsia"/>
           <w:sz w:val="28"/>
           <w:szCs w:val="28"/>
         </w:rPr>
-        <w:t>六甲職探中心</w:t>
-      </w:r>
-      <w:proofErr w:type="gramEnd"/>
+        <w:t>六甲職探中心：</w:t>
+      </w:r>
+      <w:r>
+        <w:rPr>
+          <w:rFonts w:ascii="標楷體" w:eastAsia="標楷體" w:hAnsi="標楷體" w:cs="Times New Roman"/>
+          <w:sz w:val="28"/>
+          <w:szCs w:val="28"/>
+        </w:rPr>
+        <w:t>https://www.facebook.com/LiouJiajuniorHigh/?locale=zh_TW</w:t>
+      </w:r>
+    </w:p>
+    <w:p>
+      <w:pPr>
+        <w:spacing w:after="0" w:line="440" w:lineRule="exact"/>
+        <w:rPr>
+          <w:rFonts w:ascii="標楷體" w:eastAsia="標楷體" w:hAnsi="標楷體" w:cs="Times New Roman"/>
+          <w:sz w:val="28"/>
+          <w:szCs w:val="28"/>
+        </w:rPr>
+      </w:pPr>
       <w:r>
         <w:rPr>
           <w:rFonts w:ascii="標楷體" w:eastAsia="標楷體" w:hAnsi="標楷體" w:cs="Times New Roman" w:hint="eastAsia"/>
           <w:sz w:val="28"/>
           <w:szCs w:val="28"/>
         </w:rPr>
-        <w:t>：</w:t>
+        <w:t>安順職探中心：</w:t>
       </w:r>
       <w:r>
         <w:rPr>
@@ -3637,7 +3012,15 @@
           <w:sz w:val="28"/>
           <w:szCs w:val="28"/>
         </w:rPr>
-        <w:t>https://www.facebook.com/LiouJiajuniorHigh/?locale=zh_TW</w:t>
+        <w:t>https://career.asjh.tn.edu.tw/</w:t>
+      </w:r>
+      <w:r>
+        <w:rPr>
+          <w:rFonts w:ascii="標楷體" w:eastAsia="標楷體" w:hAnsi="標楷體" w:cs="Times New Roman" w:hint="eastAsia"/>
+          <w:sz w:val="28"/>
+          <w:szCs w:val="28"/>
+        </w:rPr>
+        <w:t xml:space="preserve">   </w:t>
       </w:r>
     </w:p>
     <w:p>
@@ -3649,23 +3032,13 @@
           <w:szCs w:val="28"/>
         </w:rPr>
       </w:pPr>
-      <w:proofErr w:type="gramStart"/>
       <w:r>
         <w:rPr>
           <w:rFonts w:ascii="標楷體" w:eastAsia="標楷體" w:hAnsi="標楷體" w:cs="Times New Roman" w:hint="eastAsia"/>
           <w:sz w:val="28"/>
           <w:szCs w:val="28"/>
         </w:rPr>
-        <w:t>安順職探中心</w:t>
-      </w:r>
-      <w:proofErr w:type="gramEnd"/>
-      <w:r>
-        <w:rPr>
-          <w:rFonts w:ascii="標楷體" w:eastAsia="標楷體" w:hAnsi="標楷體" w:cs="Times New Roman" w:hint="eastAsia"/>
-          <w:sz w:val="28"/>
-          <w:szCs w:val="28"/>
-        </w:rPr>
-        <w:t>：</w:t>
+        <w:t>佳里職探中心：</w:t>
       </w:r>
       <w:r>
         <w:rPr>
@@ -3673,51 +3046,16 @@
           <w:sz w:val="28"/>
           <w:szCs w:val="28"/>
         </w:rPr>
-        <w:t>https://career.asjh.tn.edu.tw/</w:t>
-      </w:r>
-      <w:r>
-        <w:rPr>
-          <w:rFonts w:ascii="標楷體" w:eastAsia="標楷體" w:hAnsi="標楷體" w:cs="Times New Roman" w:hint="eastAsia"/>
-          <w:sz w:val="28"/>
-          <w:szCs w:val="28"/>
-        </w:rPr>
-        <w:t xml:space="preserve">   </w:t>
-      </w:r>
-    </w:p>
-    <w:p>
-      <w:pPr>
-        <w:spacing w:after="0" w:line="440" w:lineRule="exact"/>
+        <w:t>https://www.facebook.com/p/%E8%87%BA%E5%8D%97%E5%B8%82%E4%BD%B3%E9%87%8C%E6%8A%80%E8%81%B7%E6%95%99%E8%82%B2%E5%8F%8A%E8%81%B7%E6%A5%AD%E8%A9%A6%E6%8E%A2%E6%8E%A8%E5%8B%95%E4%B8%AD%E5%BF%83-</w:t>
+      </w:r>
+      <w:r>
         <w:rPr>
           <w:rFonts w:ascii="標楷體" w:eastAsia="標楷體" w:hAnsi="標楷體" w:cs="Times New Roman"/>
           <w:sz w:val="28"/>
           <w:szCs w:val="28"/>
         </w:rPr>
-      </w:pPr>
-      <w:proofErr w:type="gramStart"/>
-      <w:r>
-        <w:rPr>
-          <w:rFonts w:ascii="標楷體" w:eastAsia="標楷體" w:hAnsi="標楷體" w:cs="Times New Roman" w:hint="eastAsia"/>
-          <w:sz w:val="28"/>
-          <w:szCs w:val="28"/>
-        </w:rPr>
-        <w:t>佳里職探中心</w:t>
-      </w:r>
-      <w:proofErr w:type="gramEnd"/>
-      <w:r>
-        <w:rPr>
-          <w:rFonts w:ascii="標楷體" w:eastAsia="標楷體" w:hAnsi="標楷體" w:cs="Times New Roman" w:hint="eastAsia"/>
-          <w:sz w:val="28"/>
-          <w:szCs w:val="28"/>
-        </w:rPr>
-        <w:t>：</w:t>
-      </w:r>
-      <w:r>
-        <w:rPr>
-          <w:rFonts w:ascii="標楷體" w:eastAsia="標楷體" w:hAnsi="標楷體" w:cs="Times New Roman"/>
-          <w:sz w:val="28"/>
-          <w:szCs w:val="28"/>
-        </w:rPr>
-        <w:t>https://www.facebook.com/p/%E8%87%BA%E5%8D%97%E5%B8%82%E4%BD%B3%E9%87%8C%E6%8A%80%E8%81%B7%E6%95%99%E8%82%B2%E5%8F%8A%E8%81%B7%E6%A5%AD%E8%A9%A6%E6%8E%A2%E6%8E%A8%E5%8B%95%E4%B8%AD%E5%BF%83-100083157556204/</w:t>
+        <w:lastRenderedPageBreak/>
+        <w:t>100083157556204/</w:t>
       </w:r>
     </w:p>
     <w:p>
@@ -3748,7 +3086,6 @@
           <w:shd w:val="pct15" w:color="auto" w:fill="FFFFFF"/>
         </w:rPr>
       </w:pPr>
-      <w:proofErr w:type="gramStart"/>
       <w:r>
         <w:rPr>
           <w:rFonts w:hint="eastAsia"/>
@@ -3758,9 +3095,9 @@
           <w:szCs w:val="28"/>
           <w:shd w:val="pct15" w:color="auto" w:fill="FFFFFF"/>
         </w:rPr>
+        <w:lastRenderedPageBreak/>
         <w:t>職群介紹</w:t>
       </w:r>
-      <w:proofErr w:type="gramEnd"/>
     </w:p>
     <w:p>
       <w:pPr>
@@ -3777,7 +3114,6 @@
         </w:rPr>
         <w:t>頁面規劃：</w:t>
       </w:r>
-      <w:proofErr w:type="gramStart"/>
       <w:r>
         <w:rPr>
           <w:rFonts w:hint="eastAsia"/>
@@ -3792,16 +3128,7 @@
           <w:sz w:val="28"/>
           <w:szCs w:val="28"/>
         </w:rPr>
-        <w:t>個職群影像</w:t>
-      </w:r>
-      <w:proofErr w:type="gramEnd"/>
-      <w:r>
-        <w:rPr>
-          <w:rFonts w:hint="eastAsia"/>
-          <w:sz w:val="28"/>
-          <w:szCs w:val="28"/>
-        </w:rPr>
-        <w:t>畫面</w:t>
+        <w:t>個職群影像畫面</w:t>
       </w:r>
       <w:r>
         <w:rPr>
@@ -3997,17 +3324,8 @@
                                 <w:b/>
                                 <w:bCs/>
                               </w:rPr>
-                              <w:t>群</w:t>
-                            </w:r>
-                            <w:proofErr w:type="gramStart"/>
-                            <w:r>
-                              <w:rPr>
-                                <w:b/>
-                                <w:bCs/>
-                              </w:rPr>
-                              <w:t>專業群科簡介</w:t>
-                            </w:r>
-                            <w:proofErr w:type="gramEnd"/>
+                              <w:t>群專業群科簡介</w:t>
+                            </w:r>
                             <w:r>
                               <w:rPr>
                                 <w:rFonts w:hint="eastAsia"/>
@@ -4073,17 +3391,8 @@
                                 <w:b/>
                                 <w:bCs/>
                               </w:rPr>
-                              <w:t>群</w:t>
-                            </w:r>
-                            <w:proofErr w:type="gramStart"/>
-                            <w:r>
-                              <w:rPr>
-                                <w:b/>
-                                <w:bCs/>
-                              </w:rPr>
-                              <w:t>專業群科簡介</w:t>
-                            </w:r>
-                            <w:proofErr w:type="gramEnd"/>
+                              <w:t>群專業群科簡介</w:t>
+                            </w:r>
                             <w:r>
                               <w:rPr>
                                 <w:b/>
@@ -4324,6 +3633,7 @@
           <w:szCs w:val="28"/>
           <w:shd w:val="pct15" w:color="auto" w:fill="FFFFFF"/>
         </w:rPr>
+        <w:lastRenderedPageBreak/>
         <w:t>技職博覽會專區</w:t>
       </w:r>
     </w:p>
@@ -4467,23 +3777,13 @@
                 <w:shd w:val="pct15" w:color="auto" w:fill="FFFFFF"/>
               </w:rPr>
             </w:pPr>
-            <w:proofErr w:type="gramStart"/>
             <w:r>
               <w:rPr>
                 <w:rFonts w:hint="eastAsia"/>
                 <w:sz w:val="28"/>
                 <w:szCs w:val="28"/>
               </w:rPr>
-              <w:t>技職達人</w:t>
-            </w:r>
-            <w:proofErr w:type="gramEnd"/>
-            <w:r>
-              <w:rPr>
-                <w:rFonts w:hint="eastAsia"/>
-                <w:sz w:val="28"/>
-                <w:szCs w:val="28"/>
-              </w:rPr>
-              <w:t>宣講影片</w:t>
+              <w:t>技職達人宣講影片</w:t>
             </w:r>
           </w:p>
         </w:tc>
@@ -4685,18 +3985,8 @@
                 <w:sz w:val="28"/>
                 <w:szCs w:val="28"/>
               </w:rPr>
-              <w:t>檔，</w:t>
+              <w:t>檔，可線上瀏覽</w:t>
             </w:r>
-            <w:proofErr w:type="gramStart"/>
-            <w:r>
-              <w:rPr>
-                <w:rFonts w:hint="eastAsia"/>
-                <w:sz w:val="28"/>
-                <w:szCs w:val="28"/>
-              </w:rPr>
-              <w:t>可線上瀏覽</w:t>
-            </w:r>
-            <w:proofErr w:type="gramEnd"/>
             <w:r>
               <w:rPr>
                 <w:rFonts w:hint="eastAsia"/>
@@ -4806,6 +4096,7 @@
           <w:szCs w:val="28"/>
           <w:shd w:val="pct15" w:color="auto" w:fill="FFFFFF"/>
         </w:rPr>
+        <w:lastRenderedPageBreak/>
         <w:t>其他資源</w:t>
       </w:r>
     </w:p>
@@ -5057,25 +4348,7 @@
                 <w:sz w:val="28"/>
                 <w:szCs w:val="28"/>
               </w:rPr>
-              <w:t>職</w:t>
-            </w:r>
-            <w:proofErr w:type="gramStart"/>
-            <w:r>
-              <w:rPr>
-                <w:rFonts w:hint="eastAsia"/>
-                <w:sz w:val="28"/>
-                <w:szCs w:val="28"/>
-              </w:rPr>
-              <w:t>涯</w:t>
-            </w:r>
-            <w:proofErr w:type="gramEnd"/>
-            <w:r>
-              <w:rPr>
-                <w:rFonts w:hint="eastAsia"/>
-                <w:sz w:val="28"/>
-                <w:szCs w:val="28"/>
-              </w:rPr>
-              <w:t>宣講人員建議參考名單</w:t>
+              <w:t>職涯宣講人員建議參考名單</w:t>
             </w:r>
           </w:p>
         </w:tc>
@@ -5122,7 +4395,6 @@
                 <w:szCs w:val="28"/>
               </w:rPr>
             </w:pPr>
-            <w:proofErr w:type="gramStart"/>
             <w:r>
               <w:rPr>
                 <w:rFonts w:hint="eastAsia"/>
@@ -5131,7 +4403,6 @@
               </w:rPr>
               <w:t>職群漫畫</w:t>
             </w:r>
-            <w:proofErr w:type="gramEnd"/>
           </w:p>
         </w:tc>
         <w:tc>
@@ -5198,23 +4469,7 @@
                 <w:sz w:val="28"/>
                 <w:szCs w:val="28"/>
               </w:rPr>
-              <w:t>職</w:t>
-            </w:r>
-            <w:proofErr w:type="gramStart"/>
-            <w:r>
-              <w:rPr>
-                <w:sz w:val="28"/>
-                <w:szCs w:val="28"/>
-              </w:rPr>
-              <w:t>涯</w:t>
-            </w:r>
-            <w:proofErr w:type="gramEnd"/>
-            <w:r>
-              <w:rPr>
-                <w:sz w:val="28"/>
-                <w:szCs w:val="28"/>
-              </w:rPr>
-              <w:t>探索宣導動畫</w:t>
+              <w:t>職涯探索宣導動畫</w:t>
             </w:r>
           </w:p>
         </w:tc>
@@ -5304,6 +4559,7 @@
           <w:szCs w:val="28"/>
           <w:shd w:val="pct15" w:color="auto" w:fill="FFFFFF"/>
         </w:rPr>
+        <w:lastRenderedPageBreak/>
         <w:t>相關連結</w:t>
       </w:r>
     </w:p>
@@ -5483,23 +4739,13 @@
                 <w:szCs w:val="28"/>
               </w:rPr>
             </w:pPr>
-            <w:proofErr w:type="gramStart"/>
             <w:r>
               <w:rPr>
                 <w:rFonts w:asciiTheme="majorEastAsia" w:eastAsiaTheme="majorEastAsia" w:hAnsiTheme="majorEastAsia" w:hint="eastAsia"/>
                 <w:sz w:val="28"/>
                 <w:szCs w:val="28"/>
               </w:rPr>
-              <w:t>技職大玩</w:t>
-            </w:r>
-            <w:proofErr w:type="gramEnd"/>
-            <w:r>
-              <w:rPr>
-                <w:rFonts w:asciiTheme="majorEastAsia" w:eastAsiaTheme="majorEastAsia" w:hAnsiTheme="majorEastAsia" w:hint="eastAsia"/>
-                <w:sz w:val="28"/>
-                <w:szCs w:val="28"/>
-              </w:rPr>
-              <w:t>JOB</w:t>
+              <w:t>技職大玩JOB</w:t>
             </w:r>
           </w:p>
         </w:tc>
@@ -5635,7 +4881,7 @@
 </file>
 
 <file path=word/endnotes.xml><?xml version="1.0" encoding="utf-8"?>
-<w:endnotes xmlns:wpc="http://schemas.microsoft.com/office/word/2010/wordprocessingCanvas" xmlns:cx="http://schemas.microsoft.com/office/drawing/2014/chartex" xmlns:cx1="http://schemas.microsoft.com/office/drawing/2015/9/8/chartex" xmlns:cx2="http://schemas.microsoft.com/office/drawing/2015/10/21/chartex" xmlns:cx3="http://schemas.microsoft.com/office/drawing/2016/5/9/chartex" xmlns:cx4="http://schemas.microsoft.com/office/drawing/2016/5/10/chartex" xmlns:cx5="http://schemas.microsoft.com/office/drawing/2016/5/11/chartex" xmlns:cx6="http://schemas.microsoft.com/office/drawing/2016/5/12/chartex" xmlns:cx7="http://schemas.microsoft.com/office/drawing/2016/5/13/chartex" xmlns:cx8="http://schemas.microsoft.com/office/drawing/2016/5/14/chartex" xmlns:mc="http://schemas.openxmlformats.org/markup-compatibility/2006" xmlns:aink="http://schemas.microsoft.com/office/drawing/2016/ink" xmlns:am3d="http://schemas.microsoft.com/office/drawing/2017/model3d" xmlns:o="urn:schemas-microsoft-com:office:office" xmlns:r="http://schemas.openxmlformats.org/officeDocument/2006/relationships" xmlns:m="http://schemas.openxmlformats.org/officeDocument/2006/math" xmlns:v="urn:schemas-microsoft-com:vml" xmlns:wp14="http://schemas.microsoft.com/office/word/2010/wordprocessingDrawing" xmlns:wp="http://schemas.openxmlformats.org/drawingml/2006/wordprocessingDrawing" xmlns:w10="urn:schemas-microsoft-com:office:word" xmlns:w="http://schemas.openxmlformats.org/wordprocessingml/2006/main" xmlns:w14="http://schemas.microsoft.com/office/word/2010/wordml" xmlns:w15="http://schemas.microsoft.com/office/word/2012/wordml" xmlns:w16cex="http://schemas.microsoft.com/office/word/2018/wordml/cex" xmlns:w16cid="http://schemas.microsoft.com/office/word/2016/wordml/cid" xmlns:w16="http://schemas.microsoft.com/office/word/2018/wordml" xmlns:w16sdtdh="http://schemas.microsoft.com/office/word/2020/wordml/sdtdatahash" xmlns:w16se="http://schemas.microsoft.com/office/word/2015/wordml/symex" xmlns:wpg="http://schemas.microsoft.com/office/word/2010/wordprocessingGroup" xmlns:wpi="http://schemas.microsoft.com/office/word/2010/wordprocessingInk" xmlns:wne="http://schemas.microsoft.com/office/word/2006/wordml" xmlns:wps="http://schemas.microsoft.com/office/word/2010/wordprocessingShape" mc:Ignorable="w14 w15 w16se w16cid w16 w16cex w16sdtdh wp14">
+<w:endnotes xmlns:wpc="http://schemas.microsoft.com/office/word/2010/wordprocessingCanvas" xmlns:cx="http://schemas.microsoft.com/office/drawing/2014/chartex" xmlns:cx1="http://schemas.microsoft.com/office/drawing/2015/9/8/chartex" xmlns:cx2="http://schemas.microsoft.com/office/drawing/2015/10/21/chartex" xmlns:cx3="http://schemas.microsoft.com/office/drawing/2016/5/9/chartex" xmlns:cx4="http://schemas.microsoft.com/office/drawing/2016/5/10/chartex" xmlns:cx5="http://schemas.microsoft.com/office/drawing/2016/5/11/chartex" xmlns:cx6="http://schemas.microsoft.com/office/drawing/2016/5/12/chartex" xmlns:cx7="http://schemas.microsoft.com/office/drawing/2016/5/13/chartex" xmlns:cx8="http://schemas.microsoft.com/office/drawing/2016/5/14/chartex" xmlns:mc="http://schemas.openxmlformats.org/markup-compatibility/2006" xmlns:aink="http://schemas.microsoft.com/office/drawing/2016/ink" xmlns:am3d="http://schemas.microsoft.com/office/drawing/2017/model3d" xmlns:o="urn:schemas-microsoft-com:office:office" xmlns:oel="http://schemas.microsoft.com/office/2019/extlst" xmlns:r="http://schemas.openxmlformats.org/officeDocument/2006/relationships" xmlns:m="http://schemas.openxmlformats.org/officeDocument/2006/math" xmlns:v="urn:schemas-microsoft-com:vml" xmlns:wp14="http://schemas.microsoft.com/office/word/2010/wordprocessingDrawing" xmlns:wp="http://schemas.openxmlformats.org/drawingml/2006/wordprocessingDrawing" xmlns:w10="urn:schemas-microsoft-com:office:word" xmlns:w="http://schemas.openxmlformats.org/wordprocessingml/2006/main" xmlns:w14="http://schemas.microsoft.com/office/word/2010/wordml" xmlns:w15="http://schemas.microsoft.com/office/word/2012/wordml" xmlns:w16cei="http://schemas.microsoft.com/office/word/2026/wordml/cei" xmlns:w16cex="http://schemas.microsoft.com/office/word/2018/wordml/cex" xmlns:w16cid="http://schemas.microsoft.com/office/word/2016/wordml/cid" xmlns:w16="http://schemas.microsoft.com/office/word/2018/wordml" xmlns:w16du="http://schemas.microsoft.com/office/word/2023/wordml/word16du" xmlns:w16sdtdh="http://schemas.microsoft.com/office/word/2020/wordml/sdtdatahash" xmlns:w16sdtfl="http://schemas.microsoft.com/office/word/2024/wordml/sdtformatlock" xmlns:w16se="http://schemas.microsoft.com/office/word/2015/wordml/symex" xmlns:wpg="http://schemas.microsoft.com/office/word/2010/wordprocessingGroup" xmlns:wpi="http://schemas.microsoft.com/office/word/2010/wordprocessingInk" xmlns:wne="http://schemas.microsoft.com/office/word/2006/wordml" xmlns:wps="http://schemas.microsoft.com/office/word/2010/wordprocessingShape" mc:Ignorable="w14 w15 w16se w16cid w16 w16cex w16sdtdh w16sdtfl w16du wp14">
   <w:endnote w:type="separator" w:id="-1">
     <w:p>
       <w:pPr>
@@ -5660,7 +4906,7 @@
 </file>
 
 <file path=word/footnotes.xml><?xml version="1.0" encoding="utf-8"?>
-<w:footnotes xmlns:wpc="http://schemas.microsoft.com/office/word/2010/wordprocessingCanvas" xmlns:cx="http://schemas.microsoft.com/office/drawing/2014/chartex" xmlns:cx1="http://schemas.microsoft.com/office/drawing/2015/9/8/chartex" xmlns:cx2="http://schemas.microsoft.com/office/drawing/2015/10/21/chartex" xmlns:cx3="http://schemas.microsoft.com/office/drawing/2016/5/9/chartex" xmlns:cx4="http://schemas.microsoft.com/office/drawing/2016/5/10/chartex" xmlns:cx5="http://schemas.microsoft.com/office/drawing/2016/5/11/chartex" xmlns:cx6="http://schemas.microsoft.com/office/drawing/2016/5/12/chartex" xmlns:cx7="http://schemas.microsoft.com/office/drawing/2016/5/13/chartex" xmlns:cx8="http://schemas.microsoft.com/office/drawing/2016/5/14/chartex" xmlns:mc="http://schemas.openxmlformats.org/markup-compatibility/2006" xmlns:aink="http://schemas.microsoft.com/office/drawing/2016/ink" xmlns:am3d="http://schemas.microsoft.com/office/drawing/2017/model3d" xmlns:o="urn:schemas-microsoft-com:office:office" xmlns:r="http://schemas.openxmlformats.org/officeDocument/2006/relationships" xmlns:m="http://schemas.openxmlformats.org/officeDocument/2006/math" xmlns:v="urn:schemas-microsoft-com:vml" xmlns:wp14="http://schemas.microsoft.com/office/word/2010/wordprocessingDrawing" xmlns:wp="http://schemas.openxmlformats.org/drawingml/2006/wordprocessingDrawing" xmlns:w10="urn:schemas-microsoft-com:office:word" xmlns:w="http://schemas.openxmlformats.org/wordprocessingml/2006/main" xmlns:w14="http://schemas.microsoft.com/office/word/2010/wordml" xmlns:w15="http://schemas.microsoft.com/office/word/2012/wordml" xmlns:w16cex="http://schemas.microsoft.com/office/word/2018/wordml/cex" xmlns:w16cid="http://schemas.microsoft.com/office/word/2016/wordml/cid" xmlns:w16="http://schemas.microsoft.com/office/word/2018/wordml" xmlns:w16sdtdh="http://schemas.microsoft.com/office/word/2020/wordml/sdtdatahash" xmlns:w16se="http://schemas.microsoft.com/office/word/2015/wordml/symex" xmlns:wpg="http://schemas.microsoft.com/office/word/2010/wordprocessingGroup" xmlns:wpi="http://schemas.microsoft.com/office/word/2010/wordprocessingInk" xmlns:wne="http://schemas.microsoft.com/office/word/2006/wordml" xmlns:wps="http://schemas.microsoft.com/office/word/2010/wordprocessingShape" mc:Ignorable="w14 w15 w16se w16cid w16 w16cex w16sdtdh wp14">
+<w:footnotes xmlns:wpc="http://schemas.microsoft.com/office/word/2010/wordprocessingCanvas" xmlns:cx="http://schemas.microsoft.com/office/drawing/2014/chartex" xmlns:cx1="http://schemas.microsoft.com/office/drawing/2015/9/8/chartex" xmlns:cx2="http://schemas.microsoft.com/office/drawing/2015/10/21/chartex" xmlns:cx3="http://schemas.microsoft.com/office/drawing/2016/5/9/chartex" xmlns:cx4="http://schemas.microsoft.com/office/drawing/2016/5/10/chartex" xmlns:cx5="http://schemas.microsoft.com/office/drawing/2016/5/11/chartex" xmlns:cx6="http://schemas.microsoft.com/office/drawing/2016/5/12/chartex" xmlns:cx7="http://schemas.microsoft.com/office/drawing/2016/5/13/chartex" xmlns:cx8="http://schemas.microsoft.com/office/drawing/2016/5/14/chartex" xmlns:mc="http://schemas.openxmlformats.org/markup-compatibility/2006" xmlns:aink="http://schemas.microsoft.com/office/drawing/2016/ink" xmlns:am3d="http://schemas.microsoft.com/office/drawing/2017/model3d" xmlns:o="urn:schemas-microsoft-com:office:office" xmlns:oel="http://schemas.microsoft.com/office/2019/extlst" xmlns:r="http://schemas.openxmlformats.org/officeDocument/2006/relationships" xmlns:m="http://schemas.openxmlformats.org/officeDocument/2006/math" xmlns:v="urn:schemas-microsoft-com:vml" xmlns:wp14="http://schemas.microsoft.com/office/word/2010/wordprocessingDrawing" xmlns:wp="http://schemas.openxmlformats.org/drawingml/2006/wordprocessingDrawing" xmlns:w10="urn:schemas-microsoft-com:office:word" xmlns:w="http://schemas.openxmlformats.org/wordprocessingml/2006/main" xmlns:w14="http://schemas.microsoft.com/office/word/2010/wordml" xmlns:w15="http://schemas.microsoft.com/office/word/2012/wordml" xmlns:w16cei="http://schemas.microsoft.com/office/word/2026/wordml/cei" xmlns:w16cex="http://schemas.microsoft.com/office/word/2018/wordml/cex" xmlns:w16cid="http://schemas.microsoft.com/office/word/2016/wordml/cid" xmlns:w16="http://schemas.microsoft.com/office/word/2018/wordml" xmlns:w16du="http://schemas.microsoft.com/office/word/2023/wordml/word16du" xmlns:w16sdtdh="http://schemas.microsoft.com/office/word/2020/wordml/sdtdatahash" xmlns:w16sdtfl="http://schemas.microsoft.com/office/word/2024/wordml/sdtformatlock" xmlns:w16se="http://schemas.microsoft.com/office/word/2015/wordml/symex" xmlns:wpg="http://schemas.microsoft.com/office/word/2010/wordprocessingGroup" xmlns:wpi="http://schemas.microsoft.com/office/word/2010/wordprocessingInk" xmlns:wne="http://schemas.microsoft.com/office/word/2006/wordml" xmlns:wps="http://schemas.microsoft.com/office/word/2010/wordprocessingShape" mc:Ignorable="w14 w15 w16se w16cid w16 w16cex w16sdtdh w16sdtfl w16du wp14">
   <w:footnote w:type="separator" w:id="-1">
     <w:p>
       <w:pPr>
@@ -5685,7 +4931,7 @@
 </file>
 
 <file path=word/styles.xml><?xml version="1.0" encoding="utf-8"?>
-<w:styles xmlns:mc="http://schemas.openxmlformats.org/markup-compatibility/2006" xmlns:r="http://schemas.openxmlformats.org/officeDocument/2006/relationships" xmlns:w="http://schemas.openxmlformats.org/wordprocessingml/2006/main" xmlns:w14="http://schemas.microsoft.com/office/word/2010/wordml" xmlns:w15="http://schemas.microsoft.com/office/word/2012/wordml" xmlns:w16cex="http://schemas.microsoft.com/office/word/2018/wordml/cex" xmlns:w16cid="http://schemas.microsoft.com/office/word/2016/wordml/cid" xmlns:w16="http://schemas.microsoft.com/office/word/2018/wordml" xmlns:w16sdtdh="http://schemas.microsoft.com/office/word/2020/wordml/sdtdatahash" xmlns:w16se="http://schemas.microsoft.com/office/word/2015/wordml/symex" mc:Ignorable="w14 w15 w16se w16cid w16 w16cex w16sdtdh">
+<w:styles xmlns:mc="http://schemas.openxmlformats.org/markup-compatibility/2006" xmlns:r="http://schemas.openxmlformats.org/officeDocument/2006/relationships" xmlns:w="http://schemas.openxmlformats.org/wordprocessingml/2006/main" xmlns:w14="http://schemas.microsoft.com/office/word/2010/wordml" xmlns:w15="http://schemas.microsoft.com/office/word/2012/wordml" xmlns:w16cex="http://schemas.microsoft.com/office/word/2018/wordml/cex" xmlns:w16cid="http://schemas.microsoft.com/office/word/2016/wordml/cid" xmlns:w16="http://schemas.microsoft.com/office/word/2018/wordml" xmlns:w16du="http://schemas.microsoft.com/office/word/2023/wordml/word16du" xmlns:w16sdtdh="http://schemas.microsoft.com/office/word/2020/wordml/sdtdatahash" xmlns:w16sdtfl="http://schemas.microsoft.com/office/word/2024/wordml/sdtformatlock" xmlns:w16se="http://schemas.microsoft.com/office/word/2015/wordml/symex" mc:Ignorable="w14 w15 w16se w16cid w16 w16cex w16sdtdh w16sdtfl w16du">
   <w:docDefaults>
     <w:rPrDefault>
       <w:rPr>
@@ -6084,6 +5330,7 @@
   <w:style w:type="paragraph" w:default="1" w:styleId="a">
     <w:name w:val="Normal"/>
     <w:qFormat/>
+    <w:rsid w:val="00975768"/>
     <w:pPr>
       <w:widowControl w:val="0"/>
     </w:pPr>
